--- a/lab14/report.docx
+++ b/lab14/report.docx
@@ -12,19 +12,83 @@
     </w:p>
     <w:p>
       <w:pPr>
+        <w:pStyle w:val="Subtitle"/>
+      </w:pPr>
+      <w:r>
+        <w:t xml:space="preserve">Операционные системы — НПИбд-01-25</w:t>
+      </w:r>
+    </w:p>
+    <w:p>
+      <w:pPr>
         <w:pStyle w:val="Author"/>
       </w:pPr>
       <w:r>
-        <w:t xml:space="preserve">Взваров Михаил, НПИбд-01-25</w:t>
-      </w:r>
-    </w:p>
+        <w:t xml:space="preserve">Взваров Михаил</w:t>
+      </w:r>
+    </w:p>
+    <w:p>
+      <w:pPr>
+        <w:pStyle w:val="AbstractTitle"/>
+      </w:pPr>
+      <w:r>
+        <w:t xml:space="preserve">Аннотация</w:t>
+      </w:r>
+    </w:p>
+    <w:p>
+      <w:pPr>
+        <w:pStyle w:val="Abstract"/>
+      </w:pPr>
+      <w:r>
+        <w:t xml:space="preserve">В отчёте представлены результаты выполнения лабораторной работы № 14</w:t>
+      </w:r>
+      <w:r>
+        <w:t xml:space="preserve"> </w:t>
+      </w:r>
+      <w:r>
+        <w:t xml:space="preserve">по дисциплине «Операционные системы».</w:t>
+      </w:r>
+    </w:p>
+    <w:p>
+      <w:pPr>
+        <w:pStyle w:val="Abstract"/>
+      </w:pPr>
+      <w:r>
+        <w:t xml:space="preserve">Приведены ход выполнения работы, полученные результаты и выводы.</w:t>
+      </w:r>
+    </w:p>
+    <w:sdt>
+      <w:sdtPr>
+        <w:docPartObj>
+          <w:docPartGallery w:val="Table of Contents"/>
+          <w:docPartUnique/>
+        </w:docPartObj>
+      </w:sdtPr>
+      <w:sdtContent>
+        <w:p>
+          <w:pPr>
+            <w:pStyle w:val="TOCHeading"/>
+          </w:pPr>
+          <w:r>
+            <w:t xml:space="preserve">Содержание</w:t>
+          </w:r>
+        </w:p>
+        <w:p>
+          <w:r>
+            <w:fldChar w:fldCharType="begin" w:dirty="true"/>
+            <w:instrText xml:space="preserve">TOC \o "1-2" \h \z \u</w:instrText>
+            <w:fldChar w:fldCharType="separate"/>
+            <w:fldChar w:fldCharType="end"/>
+          </w:r>
+        </w:p>
+      </w:sdtContent>
+    </w:sdt>
     <w:bookmarkStart w:id="34" w:name="лабораторная-работа-14"/>
     <w:p>
       <w:pPr>
         <w:pStyle w:val="Heading1"/>
       </w:pPr>
       <w:r>
-        <w:t xml:space="preserve">Лабораторная работа № 14</w:t>
+        <w:t xml:space="preserve">1. Лабораторная работа № 14</w:t>
       </w:r>
     </w:p>
     <w:p>
@@ -67,7 +131,7 @@
         <w:pStyle w:val="Heading2"/>
       </w:pPr>
       <w:r>
-        <w:t xml:space="preserve">Цель работы</w:t>
+        <w:t xml:space="preserve">1.1 Цель работы</w:t>
       </w:r>
     </w:p>
     <w:p>
@@ -85,7 +149,7 @@
         <w:pStyle w:val="Heading2"/>
       </w:pPr>
       <w:r>
-        <w:t xml:space="preserve">Выполнение работы</w:t>
+        <w:t xml:space="preserve">1.2 Выполнение работы</w:t>
       </w:r>
     </w:p>
     <w:bookmarkStart w:id="16" w:name="командный-файл-myman.sh"/>
@@ -94,7 +158,7 @@
         <w:pStyle w:val="Heading3"/>
       </w:pPr>
       <w:r>
-        <w:t xml:space="preserve">1. Командный файл myman.sh</w:t>
+        <w:t xml:space="preserve">1.2.1 1. Командный файл myman.sh</w:t>
       </w:r>
     </w:p>
     <w:p>
@@ -198,7 +262,7 @@
               <a:graphicData uri="http://schemas.openxmlformats.org/drawingml/2006/picture">
                 <pic:pic>
                   <pic:nvPicPr>
-                    <pic:cNvPr descr="images/Вставленное%20изображение.png" id="12" name="Picture"/>
+                    <pic:cNvPr descr="image/Вставленное%20изображение.png" id="12" name="Picture"/>
                     <pic:cNvPicPr>
                       <a:picLocks noChangeArrowheads="1" noChangeAspect="1"/>
                     </pic:cNvPicPr>
@@ -276,7 +340,7 @@
               <a:graphicData uri="http://schemas.openxmlformats.org/drawingml/2006/picture">
                 <pic:pic>
                   <pic:nvPicPr>
-                    <pic:cNvPr descr="images/Вставленное%20изображение%20(2).png" id="15" name="Picture"/>
+                    <pic:cNvPr descr="image/Вставленное%20изображение%20(2).png" id="15" name="Picture"/>
                     <pic:cNvPicPr>
                       <a:picLocks noChangeArrowheads="1" noChangeAspect="1"/>
                     </pic:cNvPicPr>
@@ -324,7 +388,7 @@
         <w:pStyle w:val="Heading3"/>
       </w:pPr>
       <w:r>
-        <w:t xml:space="preserve">2. Генерация случайной последовательности символов</w:t>
+        <w:t xml:space="preserve">1.2.2 2. Генерация случайной последовательности символов</w:t>
       </w:r>
     </w:p>
     <w:p>
@@ -389,7 +453,7 @@
               <a:graphicData uri="http://schemas.openxmlformats.org/drawingml/2006/picture">
                 <pic:pic>
                   <pic:nvPicPr>
-                    <pic:cNvPr descr="images/Вставленное%20изображение%20(3).png" id="19" name="Picture"/>
+                    <pic:cNvPr descr="image/Вставленное%20изображение%20(3).png" id="19" name="Picture"/>
                     <pic:cNvPicPr>
                       <a:picLocks noChangeArrowheads="1" noChangeAspect="1"/>
                     </pic:cNvPicPr>
@@ -452,7 +516,7 @@
               <a:graphicData uri="http://schemas.openxmlformats.org/drawingml/2006/picture">
                 <pic:pic>
                   <pic:nvPicPr>
-                    <pic:cNvPr descr="images/Вставленное%20изображение%20(4).png" id="22" name="Picture"/>
+                    <pic:cNvPr descr="image/Вставленное%20изображение%20(4).png" id="22" name="Picture"/>
                     <pic:cNvPicPr>
                       <a:picLocks noChangeArrowheads="1" noChangeAspect="1"/>
                     </pic:cNvPicPr>
@@ -500,7 +564,7 @@
         <w:pStyle w:val="Heading3"/>
       </w:pPr>
       <w:r>
-        <w:t xml:space="preserve">3. Синхронизация процессов с помощью семафора</w:t>
+        <w:t xml:space="preserve">1.2.3 3. Синхронизация процессов с помощью семафора</w:t>
       </w:r>
     </w:p>
     <w:p>
@@ -577,7 +641,7 @@
               <a:graphicData uri="http://schemas.openxmlformats.org/drawingml/2006/picture">
                 <pic:pic>
                   <pic:nvPicPr>
-                    <pic:cNvPr descr="images/Вставленное%20изображение%20(5).png" id="26" name="Picture"/>
+                    <pic:cNvPr descr="image/Вставленное%20изображение%20(5).png" id="26" name="Picture"/>
                     <pic:cNvPicPr>
                       <a:picLocks noChangeArrowheads="1" noChangeAspect="1"/>
                     </pic:cNvPicPr>
@@ -640,7 +704,7 @@
               <a:graphicData uri="http://schemas.openxmlformats.org/drawingml/2006/picture">
                 <pic:pic>
                   <pic:nvPicPr>
-                    <pic:cNvPr descr="images/Вставленное%20изображение%20(6).png" id="29" name="Picture"/>
+                    <pic:cNvPr descr="image/Вставленное%20изображение%20(6).png" id="29" name="Picture"/>
                     <pic:cNvPicPr>
                       <a:picLocks noChangeArrowheads="1" noChangeAspect="1"/>
                     </pic:cNvPicPr>
@@ -689,7 +753,7 @@
         <w:pStyle w:val="Heading2"/>
       </w:pPr>
       <w:r>
-        <w:t xml:space="preserve">Вывод</w:t>
+        <w:t xml:space="preserve">1.3 Вывод</w:t>
       </w:r>
     </w:p>
     <w:p>
@@ -727,7 +791,7 @@
         <w:pStyle w:val="Heading2"/>
       </w:pPr>
       <w:r>
-        <w:t xml:space="preserve">Ответы на контрольные вопросы</w:t>
+        <w:t xml:space="preserve">1.4 Ответы на контрольные вопросы</w:t>
       </w:r>
     </w:p>
     <w:p>
@@ -1160,10 +1224,10 @@
   <w:docDefaults>
     <w:rPrDefault>
       <w:rPr>
-        <w:rFonts w:asciiTheme="minorHAnsi" w:cstheme="minorBidi" w:eastAsiaTheme="minorHAnsi" w:hAnsiTheme="minorHAnsi"/>
+        <w:rFonts w:asciiTheme="minorHAnsi" w:cstheme="minorBidi" w:eastAsiaTheme="minorEastAsia" w:hAnsiTheme="minorHAnsi"/>
         <w:sz w:val="24"/>
         <w:szCs w:val="24"/>
-        <w:lang w:bidi="ar-SA" w:eastAsia="en-US" w:val="ru-RU"/>
+        <w:lang w:bidi="ar-SA" w:eastAsia="zh-CN" w:val="ru-RU"/>
       </w:rPr>
     </w:rPrDefault>
     <w:pPrDefault>
@@ -1704,13 +1768,6 @@
       </w:tblCellMar>
     </w:tblPr>
     <w:tblStylePr w:type="firstRow">
-      <w:tblPr>
-        <w:jc w:val="left"/>
-        <w:tblInd w:type="dxa" w:w="0"/>
-      </w:tblPr>
-      <w:trPr>
-        <w:jc w:val="left"/>
-      </w:trPr>
       <w:tcPr>
         <w:tcBorders>
           <w:bottom w:val="single"/>
@@ -1824,6 +1881,7 @@
     <w:link w:val="VerbatimChar"/>
     <w:pPr>
       <w:wordWrap w:val="off"/>
+      <w:shd w:val="clear" w:fill="f1f3f5"/>
     </w:pPr>
   </w:style>
   <w:style w:type="character" w:customStyle="1" w:styleId="KeywordTok">
@@ -1831,93 +1889,104 @@
     <w:basedOn w:val="VerbatimChar"/>
     <w:rPr>
       <w:b/>
-      <w:color w:val="007020"/>
+      <w:color w:val="003b4f"/>
+      <w:shd w:val="clear" w:fill="f1f3f5"/>
     </w:rPr>
   </w:style>
   <w:style w:type="character" w:customStyle="1" w:styleId="DataTypeTok">
     <w:name w:val="DataTypeTok"/>
     <w:basedOn w:val="VerbatimChar"/>
     <w:rPr>
-      <w:color w:val="902000"/>
+      <w:color w:val="ad0000"/>
+      <w:shd w:val="clear" w:fill="f1f3f5"/>
     </w:rPr>
   </w:style>
   <w:style w:type="character" w:customStyle="1" w:styleId="DecValTok">
     <w:name w:val="DecValTok"/>
     <w:basedOn w:val="VerbatimChar"/>
     <w:rPr>
-      <w:color w:val="40a070"/>
+      <w:color w:val="ad0000"/>
+      <w:shd w:val="clear" w:fill="f1f3f5"/>
     </w:rPr>
   </w:style>
   <w:style w:type="character" w:customStyle="1" w:styleId="BaseNTok">
     <w:name w:val="BaseNTok"/>
     <w:basedOn w:val="VerbatimChar"/>
     <w:rPr>
-      <w:color w:val="40a070"/>
+      <w:color w:val="ad0000"/>
+      <w:shd w:val="clear" w:fill="f1f3f5"/>
     </w:rPr>
   </w:style>
   <w:style w:type="character" w:customStyle="1" w:styleId="FloatTok">
     <w:name w:val="FloatTok"/>
     <w:basedOn w:val="VerbatimChar"/>
     <w:rPr>
-      <w:color w:val="40a070"/>
+      <w:color w:val="ad0000"/>
+      <w:shd w:val="clear" w:fill="f1f3f5"/>
     </w:rPr>
   </w:style>
   <w:style w:type="character" w:customStyle="1" w:styleId="ConstantTok">
     <w:name w:val="ConstantTok"/>
     <w:basedOn w:val="VerbatimChar"/>
     <w:rPr>
-      <w:color w:val="880000"/>
+      <w:color w:val="8f5902"/>
+      <w:shd w:val="clear" w:fill="f1f3f5"/>
     </w:rPr>
   </w:style>
   <w:style w:type="character" w:customStyle="1" w:styleId="CharTok">
     <w:name w:val="CharTok"/>
     <w:basedOn w:val="VerbatimChar"/>
     <w:rPr>
-      <w:color w:val="4070a0"/>
+      <w:color w:val="20794d"/>
+      <w:shd w:val="clear" w:fill="f1f3f5"/>
     </w:rPr>
   </w:style>
   <w:style w:type="character" w:customStyle="1" w:styleId="SpecialCharTok">
     <w:name w:val="SpecialCharTok"/>
     <w:basedOn w:val="VerbatimChar"/>
     <w:rPr>
-      <w:color w:val="4070a0"/>
+      <w:color w:val="5e5e5e"/>
+      <w:shd w:val="clear" w:fill="f1f3f5"/>
     </w:rPr>
   </w:style>
   <w:style w:type="character" w:customStyle="1" w:styleId="StringTok">
     <w:name w:val="StringTok"/>
     <w:basedOn w:val="VerbatimChar"/>
     <w:rPr>
-      <w:color w:val="4070a0"/>
+      <w:color w:val="20794d"/>
+      <w:shd w:val="clear" w:fill="f1f3f5"/>
     </w:rPr>
   </w:style>
   <w:style w:type="character" w:customStyle="1" w:styleId="VerbatimStringTok">
     <w:name w:val="VerbatimStringTok"/>
     <w:basedOn w:val="VerbatimChar"/>
     <w:rPr>
-      <w:color w:val="4070a0"/>
+      <w:color w:val="20794d"/>
+      <w:shd w:val="clear" w:fill="f1f3f5"/>
     </w:rPr>
   </w:style>
   <w:style w:type="character" w:customStyle="1" w:styleId="SpecialStringTok">
     <w:name w:val="SpecialStringTok"/>
     <w:basedOn w:val="VerbatimChar"/>
     <w:rPr>
-      <w:color w:val="bb6688"/>
+      <w:color w:val="20794d"/>
+      <w:shd w:val="clear" w:fill="f1f3f5"/>
     </w:rPr>
   </w:style>
   <w:style w:type="character" w:customStyle="1" w:styleId="ImportTok">
     <w:name w:val="ImportTok"/>
     <w:basedOn w:val="VerbatimChar"/>
     <w:rPr>
-      <w:b/>
-      <w:color w:val="008000"/>
+      <w:color w:val="00769e"/>
+      <w:shd w:val="clear" w:fill="f1f3f5"/>
     </w:rPr>
   </w:style>
   <w:style w:type="character" w:customStyle="1" w:styleId="CommentTok">
     <w:name w:val="CommentTok"/>
     <w:basedOn w:val="VerbatimChar"/>
     <w:rPr>
-      <w:i/>
-      <w:color w:val="60a0b0"/>
+      <w:color w:val="5e5e5e"/>
+      <w:shd w:val="clear" w:fill="f1f3f5"/>
     </w:rPr>
   </w:style>
   <w:style w:type="character" w:customStyle="1" w:styleId="DocumentationTok">
@@ -1925,46 +1994,49 @@
     <w:basedOn w:val="VerbatimChar"/>
     <w:rPr>
       <w:i/>
-      <w:color w:val="ba2121"/>
+      <w:color w:val="5e5e5e"/>
+      <w:shd w:val="clear" w:fill="f1f3f5"/>
     </w:rPr>
   </w:style>
   <w:style w:type="character" w:customStyle="1" w:styleId="AnnotationTok">
     <w:name w:val="AnnotationTok"/>
     <w:basedOn w:val="VerbatimChar"/>
     <w:rPr>
-      <w:b/>
-      <w:i/>
-      <w:color w:val="60a0b0"/>
+      <w:color w:val="5e5e5e"/>
+      <w:shd w:val="clear" w:fill="f1f3f5"/>
     </w:rPr>
   </w:style>
   <w:style w:type="character" w:customStyle="1" w:styleId="CommentVarTok">
     <w:name w:val="CommentVarTok"/>
     <w:basedOn w:val="VerbatimChar"/>
     <w:rPr>
-      <w:b/>
       <w:i/>
-      <w:color w:val="60a0b0"/>
+      <w:color w:val="5e5e5e"/>
+      <w:shd w:val="clear" w:fill="f1f3f5"/>
     </w:rPr>
   </w:style>
   <w:style w:type="character" w:customStyle="1" w:styleId="OtherTok">
     <w:name w:val="OtherTok"/>
     <w:basedOn w:val="VerbatimChar"/>
     <w:rPr>
-      <w:color w:val="007020"/>
+      <w:color w:val="003b4f"/>
+      <w:shd w:val="clear" w:fill="f1f3f5"/>
     </w:rPr>
   </w:style>
   <w:style w:type="character" w:customStyle="1" w:styleId="FunctionTok">
     <w:name w:val="FunctionTok"/>
     <w:basedOn w:val="VerbatimChar"/>
     <w:rPr>
-      <w:color w:val="06287e"/>
+      <w:color w:val="4758ab"/>
+      <w:shd w:val="clear" w:fill="f1f3f5"/>
     </w:rPr>
   </w:style>
   <w:style w:type="character" w:customStyle="1" w:styleId="VariableTok">
     <w:name w:val="VariableTok"/>
     <w:basedOn w:val="VerbatimChar"/>
     <w:rPr>
-      <w:color w:val="19177c"/>
+      <w:color w:val="111111"/>
+      <w:shd w:val="clear" w:fill="f1f3f5"/>
     </w:rPr>
   </w:style>
   <w:style w:type="character" w:customStyle="1" w:styleId="ControlFlowTok">
@@ -1972,85 +2044,98 @@
     <w:basedOn w:val="VerbatimChar"/>
     <w:rPr>
       <w:b/>
-      <w:color w:val="007020"/>
+      <w:color w:val="003b4f"/>
+      <w:shd w:val="clear" w:fill="f1f3f5"/>
     </w:rPr>
   </w:style>
   <w:style w:type="character" w:customStyle="1" w:styleId="OperatorTok">
     <w:name w:val="OperatorTok"/>
     <w:basedOn w:val="VerbatimChar"/>
     <w:rPr>
-      <w:color w:val="666666"/>
+      <w:color w:val="5e5e5e"/>
+      <w:shd w:val="clear" w:fill="f1f3f5"/>
     </w:rPr>
   </w:style>
   <w:style w:type="character" w:customStyle="1" w:styleId="BuiltInTok">
     <w:name w:val="BuiltInTok"/>
     <w:basedOn w:val="VerbatimChar"/>
     <w:rPr>
-      <w:color w:val="008000"/>
+      <w:color w:val="003b4f"/>
+      <w:shd w:val="clear" w:fill="f1f3f5"/>
     </w:rPr>
   </w:style>
   <w:style w:type="character" w:customStyle="1" w:styleId="ExtensionTok">
     <w:name w:val="ExtensionTok"/>
     <w:basedOn w:val="VerbatimChar"/>
-    <w:rPr/>
+    <w:rPr>
+      <w:color w:val="003b4f"/>
+      <w:shd w:val="clear" w:fill="f1f3f5"/>
+    </w:rPr>
   </w:style>
   <w:style w:type="character" w:customStyle="1" w:styleId="PreprocessorTok">
     <w:name w:val="PreprocessorTok"/>
     <w:basedOn w:val="VerbatimChar"/>
     <w:rPr>
-      <w:color w:val="bc7a00"/>
+      <w:color w:val="ad0000"/>
+      <w:shd w:val="clear" w:fill="f1f3f5"/>
     </w:rPr>
   </w:style>
   <w:style w:type="character" w:customStyle="1" w:styleId="AttributeTok">
     <w:name w:val="AttributeTok"/>
     <w:basedOn w:val="VerbatimChar"/>
     <w:rPr>
-      <w:color w:val="7d9029"/>
+      <w:color w:val="657422"/>
+      <w:shd w:val="clear" w:fill="f1f3f5"/>
     </w:rPr>
   </w:style>
   <w:style w:type="character" w:customStyle="1" w:styleId="RegionMarkerTok">
     <w:name w:val="RegionMarkerTok"/>
     <w:basedOn w:val="VerbatimChar"/>
-    <w:rPr/>
+    <w:rPr>
+      <w:color w:val="003b4f"/>
+      <w:shd w:val="clear" w:fill="f1f3f5"/>
+    </w:rPr>
   </w:style>
   <w:style w:type="character" w:customStyle="1" w:styleId="InformationTok">
     <w:name w:val="InformationTok"/>
     <w:basedOn w:val="VerbatimChar"/>
     <w:rPr>
-      <w:b/>
-      <w:i/>
-      <w:color w:val="60a0b0"/>
+      <w:color w:val="5e5e5e"/>
+      <w:shd w:val="clear" w:fill="f1f3f5"/>
     </w:rPr>
   </w:style>
   <w:style w:type="character" w:customStyle="1" w:styleId="WarningTok">
     <w:name w:val="WarningTok"/>
     <w:basedOn w:val="VerbatimChar"/>
     <w:rPr>
-      <w:b/>
       <w:i/>
-      <w:color w:val="60a0b0"/>
+      <w:color w:val="5e5e5e"/>
+      <w:shd w:val="clear" w:fill="f1f3f5"/>
     </w:rPr>
   </w:style>
   <w:style w:type="character" w:customStyle="1" w:styleId="AlertTok">
     <w:name w:val="AlertTok"/>
     <w:basedOn w:val="VerbatimChar"/>
     <w:rPr>
-      <w:b/>
-      <w:color w:val="ff0000"/>
+      <w:color w:val="ad0000"/>
+      <w:shd w:val="clear" w:fill="f1f3f5"/>
     </w:rPr>
   </w:style>
   <w:style w:type="character" w:customStyle="1" w:styleId="ErrorTok">
     <w:name w:val="ErrorTok"/>
     <w:basedOn w:val="VerbatimChar"/>
     <w:rPr>
-      <w:b/>
-      <w:color w:val="ff0000"/>
+      <w:color w:val="ad0000"/>
+      <w:shd w:val="clear" w:fill="f1f3f5"/>
     </w:rPr>
   </w:style>
   <w:style w:type="character" w:customStyle="1" w:styleId="NormalTok">
     <w:name w:val="NormalTok"/>
     <w:basedOn w:val="VerbatimChar"/>
-    <w:rPr/>
+    <w:rPr>
+      <w:color w:val="003b4f"/>
+      <w:shd w:val="clear" w:fill="f1f3f5"/>
+    </w:rPr>
   </w:style>
 </w:styles>
 </file>
